--- a/docs/TCM-AI_Dokumentation.docx
+++ b/docs/TCM-AI_Dokumentation.docx
@@ -109,14 +109,28 @@
           <w:lang w:val="de-CH"/>
         </w:rPr>
         <w:br/>
-        <w:t>Tim, Mika und Cedri</w:t>
+        <w:t xml:space="preserve">Tim, </w:t>
       </w:r>
       <w:r>
         <w:rPr>
           <w:color w:val="4A4A5A"/>
           <w:lang w:val="de-CH"/>
         </w:rPr>
-        <w:t>c</w:t>
+        <w:t>Cédric</w:t>
+      </w:r>
+      <w:r>
+        <w:rPr>
+          <w:color w:val="4A4A5A"/>
+          <w:lang w:val="de-CH"/>
+        </w:rPr>
+        <w:t xml:space="preserve"> und </w:t>
+      </w:r>
+      <w:r>
+        <w:rPr>
+          <w:color w:val="4A4A5A"/>
+          <w:lang w:val="de-CH"/>
+        </w:rPr>
+        <w:t>Mika</w:t>
       </w:r>
     </w:p>
     <w:p>
@@ -223,7 +237,15 @@
           <w:sz w:val="20"/>
           <w:lang w:val="de-CH"/>
         </w:rPr>
-        <w:t>Februar 2026</w:t>
+        <w:t>März</w:t>
+      </w:r>
+      <w:r>
+        <w:rPr>
+          <w:color w:val="7A7A8A"/>
+          <w:sz w:val="20"/>
+          <w:lang w:val="de-CH"/>
+        </w:rPr>
+        <w:t xml:space="preserve"> 2026</w:t>
       </w:r>
     </w:p>
     <w:p>
@@ -363,7 +385,6 @@
         </w:rPr>
         <w:t xml:space="preserve">, im </w:t>
       </w:r>
-      <w:proofErr w:type="spellStart"/>
       <w:proofErr w:type="gramStart"/>
       <w:r>
         <w:rPr>
@@ -371,7 +392,6 @@
         </w:rPr>
         <w:t>fall</w:t>
       </w:r>
-      <w:proofErr w:type="spellEnd"/>
       <w:proofErr w:type="gramEnd"/>
       <w:r>
         <w:rPr>
@@ -440,7 +460,14 @@
           <w:lang w:val="de-CH"/>
         </w:rPr>
         <w:br/>
-        <w:t>7. Speichern der Modellartefakte (.</w:t>
+        <w:t xml:space="preserve">7. Speichern der Modellartefakte </w:t>
+      </w:r>
+      <w:proofErr w:type="gramStart"/>
+      <w:r>
+        <w:rPr>
+          <w:lang w:val="de-CH"/>
+        </w:rPr>
+        <w:t>(.</w:t>
       </w:r>
       <w:proofErr w:type="spellStart"/>
       <w:r>
@@ -464,6 +491,7 @@
         <w:t>json</w:t>
       </w:r>
       <w:proofErr w:type="spellEnd"/>
+      <w:proofErr w:type="gramEnd"/>
       <w:r>
         <w:rPr>
           <w:lang w:val="de-CH"/>
@@ -474,117 +502,104 @@
     <w:p>
       <w:pPr>
         <w:pStyle w:val="berschrift3"/>
+        <w:rPr>
+          <w:lang w:val="de-CH"/>
+        </w:rPr>
       </w:pPr>
       <w:r>
-        <w:t xml:space="preserve">1.2 </w:t>
+        <w:rPr>
+          <w:lang w:val="de-CH"/>
+        </w:rPr>
+        <w:t>1.2 Projektstruktur</w:t>
       </w:r>
-      <w:proofErr w:type="spellStart"/>
-      <w:r>
-        <w:t>Projektstruktur</w:t>
-      </w:r>
-      <w:proofErr w:type="spellEnd"/>
     </w:p>
     <w:p>
+      <w:pPr>
+        <w:rPr>
+          <w:lang w:val="de-CH"/>
+        </w:rPr>
+      </w:pPr>
       <w:r>
-        <w:t xml:space="preserve">nn.py – </w:t>
+        <w:rPr>
+          <w:lang w:val="de-CH"/>
+        </w:rPr>
+        <w:t>nn.py – Implementierung des neuronalen Netzes</w:t>
       </w:r>
-      <w:proofErr w:type="spellStart"/>
       <w:r>
-        <w:t>Implementierung</w:t>
-      </w:r>
-      <w:proofErr w:type="spellEnd"/>
-      <w:r>
-        <w:t xml:space="preserve"> des </w:t>
-      </w:r>
-      <w:proofErr w:type="spellStart"/>
-      <w:r>
-        <w:t>neuronalen</w:t>
-      </w:r>
-      <w:proofErr w:type="spellEnd"/>
-      <w:r>
-        <w:t xml:space="preserve"> </w:t>
-      </w:r>
-      <w:proofErr w:type="spellStart"/>
-      <w:r>
-        <w:t>Netzes</w:t>
-      </w:r>
-      <w:proofErr w:type="spellEnd"/>
-      <w:r>
+        <w:rPr>
+          <w:lang w:val="de-CH"/>
+        </w:rPr>
         <w:br/>
         <w:t>train.py – CPU-Training</w:t>
       </w:r>
       <w:r>
+        <w:rPr>
+          <w:lang w:val="de-CH"/>
+        </w:rPr>
         <w:br/>
-        <w:t xml:space="preserve">train-gpu.py – </w:t>
+        <w:t>train-gpu.py – Optionales GPU-Training via “</w:t>
       </w:r>
       <w:proofErr w:type="spellStart"/>
       <w:r>
-        <w:t>Optionales</w:t>
+        <w:rPr>
+          <w:lang w:val="de-CH"/>
+        </w:rPr>
+        <w:t>pyOpenCL</w:t>
       </w:r>
       <w:proofErr w:type="spellEnd"/>
       <w:r>
-        <w:t xml:space="preserve"> GPU-Training via </w:t>
+        <w:rPr>
+          <w:lang w:val="de-CH"/>
+        </w:rPr>
+        <w:t>”</w:t>
       </w:r>
       <w:r>
-        <w:t>“</w:t>
+        <w:rPr>
+          <w:lang w:val="de-CH"/>
+        </w:rPr>
+        <w:br/>
+        <w:t>app.py – Zeichen-UI zur Modellverwendung</w:t>
+      </w:r>
+      <w:r>
+        <w:rPr>
+          <w:lang w:val="de-CH"/>
+        </w:rPr>
+        <w:br/>
       </w:r>
       <w:proofErr w:type="spellStart"/>
       <w:r>
-        <w:t>py</w:t>
-      </w:r>
-      <w:r>
-        <w:t>OpenCL</w:t>
+        <w:rPr>
+          <w:lang w:val="de-CH"/>
+        </w:rPr>
+        <w:t>models</w:t>
       </w:r>
       <w:proofErr w:type="spellEnd"/>
       <w:r>
-        <w:t>”</w:t>
+        <w:rPr>
+          <w:lang w:val="de-CH"/>
+        </w:rPr>
+        <w:t>/ – gespeicherte Modelle</w:t>
       </w:r>
       <w:r>
+        <w:rPr>
+          <w:lang w:val="de-CH"/>
+        </w:rPr>
         <w:br/>
-        <w:t xml:space="preserve">app.py – </w:t>
       </w:r>
       <w:proofErr w:type="spellStart"/>
       <w:r>
-        <w:t>Zeichen</w:t>
+        <w:rPr>
+          <w:lang w:val="de-CH"/>
+        </w:rPr>
+        <w:t>data</w:t>
       </w:r>
       <w:proofErr w:type="spellEnd"/>
       <w:r>
-        <w:t xml:space="preserve">-UI </w:t>
+        <w:rPr>
+          <w:lang w:val="de-CH"/>
+        </w:rPr>
+        <w:t>/ – Trainings- und Testdaten</w:t>
       </w:r>
-      <w:proofErr w:type="spellStart"/>
-      <w:r>
-        <w:t>zur</w:t>
-      </w:r>
-      <w:proofErr w:type="spellEnd"/>
-      <w:r>
-        <w:t xml:space="preserve"> </w:t>
-      </w:r>
-      <w:proofErr w:type="spellStart"/>
-      <w:r>
-        <w:t>Modellverwendung</w:t>
-      </w:r>
-      <w:proofErr w:type="spellEnd"/>
-      <w:r>
-        <w:br/>
-        <w:t xml:space="preserve">models/ – </w:t>
-      </w:r>
-      <w:proofErr w:type="spellStart"/>
-      <w:r>
-        <w:t>gespeicherte</w:t>
-      </w:r>
-      <w:proofErr w:type="spellEnd"/>
-      <w:r>
-        <w:t xml:space="preserve"> Modelle</w:t>
-      </w:r>
-      <w:r>
-        <w:br/>
-        <w:t xml:space="preserve">data/ – Trainings- und </w:t>
-      </w:r>
-      <w:proofErr w:type="spellStart"/>
-      <w:r>
-        <w:t>Testdaten</w:t>
-      </w:r>
-      <w:proofErr w:type="spellEnd"/>
     </w:p>
     <w:p>
       <w:pPr>
@@ -793,6 +808,11 @@
       </w:r>
     </w:p>
     <w:p>
+      <w:pPr>
+        <w:rPr>
+          <w:lang w:val="de-CH"/>
+        </w:rPr>
+      </w:pPr>
       <w:r>
         <w:rPr>
           <w:lang w:val="de-CH"/>
@@ -813,31 +833,27 @@
         <w:br/>
         <w:t xml:space="preserve">3. </w:t>
       </w:r>
-      <w:proofErr w:type="spellStart"/>
       <w:r>
-        <w:t>Rückwärtspropagation</w:t>
+        <w:rPr>
+          <w:lang w:val="de-CH"/>
+        </w:rPr>
+        <w:t>Rückwärtspropagation der Gradienten</w:t>
       </w:r>
-      <w:proofErr w:type="spellEnd"/>
       <w:r>
-        <w:t xml:space="preserve"> der </w:t>
+        <w:rPr>
+          <w:lang w:val="de-CH"/>
+        </w:rPr>
+        <w:br/>
+        <w:t xml:space="preserve">4. Update von Gewichten und </w:t>
       </w:r>
       <w:proofErr w:type="spellStart"/>
       <w:r>
-        <w:t>Gradienten</w:t>
+        <w:rPr>
+          <w:lang w:val="de-CH"/>
+        </w:rPr>
+        <w:t>Biases</w:t>
       </w:r>
       <w:proofErr w:type="spellEnd"/>
-      <w:r>
-        <w:br/>
-        <w:t xml:space="preserve">4. Update von </w:t>
-      </w:r>
-      <w:proofErr w:type="spellStart"/>
-      <w:r>
-        <w:t>Gewichten</w:t>
-      </w:r>
-      <w:proofErr w:type="spellEnd"/>
-      <w:r>
-        <w:t xml:space="preserve"> und Biases</w:t>
-      </w:r>
     </w:p>
     <w:p>
       <w:pPr>
@@ -1346,45 +1362,23 @@
     <w:p>
       <w:pPr>
         <w:rPr>
-          <w:lang w:val="de-CH"/>
+          <w:lang w:val="it-IT"/>
         </w:rPr>
       </w:pPr>
       <w:r>
         <w:rPr>
-          <w:lang w:val="de-CH"/>
+          <w:lang w:val="it-IT"/>
         </w:rPr>
-        <w:t>Generation o5</w:t>
+        <w:t>Generation o5.1 → Mega-Dataset + Data-</w:t>
       </w:r>
+      <w:proofErr w:type="spellStart"/>
       <w:r>
         <w:rPr>
-          <w:lang w:val="de-CH"/>
+          <w:lang w:val="it-IT"/>
         </w:rPr>
-        <w:t>.1</w:t>
+        <w:t>Augmentation</w:t>
       </w:r>
-      <w:r>
-        <w:rPr>
-          <w:lang w:val="de-CH"/>
-        </w:rPr>
-        <w:t xml:space="preserve"> →</w:t>
-      </w:r>
-      <w:r>
-        <w:rPr>
-          <w:lang w:val="de-CH"/>
-        </w:rPr>
-        <w:t xml:space="preserve"> </w:t>
-      </w:r>
-      <w:r>
-        <w:rPr>
-          <w:lang w:val="de-CH"/>
-        </w:rPr>
-        <w:t>Mega-Dataset</w:t>
-      </w:r>
-      <w:r>
-        <w:rPr>
-          <w:lang w:val="de-CH"/>
-        </w:rPr>
-        <w:t xml:space="preserve"> + Data-Augmentation</w:t>
-      </w:r>
+      <w:proofErr w:type="spellEnd"/>
     </w:p>
     <w:p>
       <w:pPr>
@@ -1402,13 +1396,7 @@
         <w:rPr>
           <w:lang w:val="de-CH"/>
         </w:rPr>
-        <w:t xml:space="preserve"> </w:t>
-      </w:r>
-      <w:r>
-        <w:rPr>
-          <w:lang w:val="de-CH"/>
-        </w:rPr>
-        <w:t>Data Augmentation beim Trainieren</w:t>
+        <w:t xml:space="preserve"> Data Augmentation beim Trainieren</w:t>
       </w:r>
       <w:r>
         <w:rPr>
@@ -1453,6 +1441,9 @@
     </w:p>
     <w:p>
       <w:r>
+        <w:rPr>
+          <w:noProof/>
+        </w:rPr>
         <w:drawing>
           <wp:inline distT="0" distB="0" distL="0" distR="0" wp14:anchorId="3323C96A" wp14:editId="64A292D3">
             <wp:extent cx="5486400" cy="3688715"/>
